--- a/Part_2/Part2_1/2_1.docx
+++ b/Part_2/Part2_1/2_1.docx
@@ -1237,20 +1237,21 @@
       </w:pPr>
       <w:r>
         <w:rPr>
+          <w:noProof/>
           <w:lang w:val="en-US"/>
         </w:rPr>
         <w:lastRenderedPageBreak/>
         <w:drawing>
-          <wp:anchor distT="0" distB="0" distL="114300" distR="114300" simplePos="0" relativeHeight="251697152" behindDoc="1" locked="0" layoutInCell="1" allowOverlap="1" wp14:anchorId="5088AF29" wp14:editId="38A0A08A">
+          <wp:anchor distT="0" distB="0" distL="114300" distR="114300" simplePos="0" relativeHeight="251697152" behindDoc="1" locked="0" layoutInCell="1" allowOverlap="1" wp14:anchorId="5088AF29" wp14:editId="31D3E604">
             <wp:simplePos x="0" y="0"/>
             <wp:positionH relativeFrom="column">
-              <wp:posOffset>-742950</wp:posOffset>
+              <wp:posOffset>-739471</wp:posOffset>
             </wp:positionH>
             <wp:positionV relativeFrom="paragraph">
-              <wp:posOffset>219075</wp:posOffset>
+              <wp:posOffset>222637</wp:posOffset>
             </wp:positionV>
-            <wp:extent cx="5296535" cy="2771775"/>
-            <wp:effectExtent l="0" t="0" r="0" b="9525"/>
+            <wp:extent cx="5295680" cy="2266121"/>
+            <wp:effectExtent l="0" t="0" r="635" b="1270"/>
             <wp:wrapNone/>
             <wp:docPr id="842158725" name="Picture 1"/>
             <wp:cNvGraphicFramePr>
@@ -1263,7 +1264,7 @@
                     <pic:cNvPr id="842158725" name=""/>
                     <pic:cNvPicPr/>
                   </pic:nvPicPr>
-                  <pic:blipFill>
+                  <pic:blipFill rotWithShape="1">
                     <a:blip r:embed="rId9">
                       <a:extLst>
                         <a:ext uri="{28A0092B-C50C-407E-A947-70E740481C1C}">
@@ -1271,18 +1272,25 @@
                         </a:ext>
                       </a:extLst>
                     </a:blip>
-                    <a:stretch>
-                      <a:fillRect/>
-                    </a:stretch>
+                    <a:srcRect b="19964"/>
+                    <a:stretch/>
                   </pic:blipFill>
-                  <pic:spPr>
+                  <pic:spPr bwMode="auto">
                     <a:xfrm>
                       <a:off x="0" y="0"/>
-                      <a:ext cx="5296535" cy="2771775"/>
+                      <a:ext cx="5304821" cy="2270033"/>
                     </a:xfrm>
                     <a:prstGeom prst="rect">
                       <a:avLst/>
                     </a:prstGeom>
+                    <a:ln>
+                      <a:noFill/>
+                    </a:ln>
+                    <a:extLst>
+                      <a:ext uri="{53640926-AAD7-44D8-BBD7-CCE9431645EC}">
+                        <a14:shadowObscured xmlns:a14="http://schemas.microsoft.com/office/drawing/2010/main"/>
+                      </a:ext>
+                    </a:extLst>
                   </pic:spPr>
                 </pic:pic>
               </a:graphicData>
@@ -1338,340 +1346,7 @@
         <mc:AlternateContent>
           <mc:Choice Requires="wps">
             <w:drawing>
-              <wp:anchor distT="0" distB="0" distL="114300" distR="114300" simplePos="0" relativeHeight="251696128" behindDoc="0" locked="0" layoutInCell="1" allowOverlap="1" wp14:anchorId="7A8DA0F1" wp14:editId="4D368400">
-                <wp:simplePos x="0" y="0"/>
-                <wp:positionH relativeFrom="column">
-                  <wp:posOffset>2165350</wp:posOffset>
-                </wp:positionH>
-                <wp:positionV relativeFrom="paragraph">
-                  <wp:posOffset>2261235</wp:posOffset>
-                </wp:positionV>
-                <wp:extent cx="1435100" cy="279400"/>
-                <wp:effectExtent l="0" t="0" r="12700" b="25400"/>
-                <wp:wrapNone/>
-                <wp:docPr id="1648079912" name="Text Box 19"/>
-                <wp:cNvGraphicFramePr/>
-                <a:graphic xmlns:a="http://schemas.openxmlformats.org/drawingml/2006/main">
-                  <a:graphicData uri="http://schemas.microsoft.com/office/word/2010/wordprocessingShape">
-                    <wps:wsp>
-                      <wps:cNvSpPr txBox="1"/>
-                      <wps:spPr>
-                        <a:xfrm>
-                          <a:off x="0" y="0"/>
-                          <a:ext cx="1435100" cy="279400"/>
-                        </a:xfrm>
-                        <a:prstGeom prst="rect">
-                          <a:avLst/>
-                        </a:prstGeom>
-                        <a:solidFill>
-                          <a:schemeClr val="bg1"/>
-                        </a:solidFill>
-                        <a:ln w="6350">
-                          <a:solidFill>
-                            <a:srgbClr val="FF0000"/>
-                          </a:solidFill>
-                        </a:ln>
-                      </wps:spPr>
-                      <wps:txbx>
-                        <w:txbxContent>
-                          <w:p>
-                            <w:pPr>
-                              <w:rPr>
-                                <w:color w:val="FF0000"/>
-                                <w:lang w:val="en-US"/>
-                              </w:rPr>
-                            </w:pPr>
-                            <w:r>
-                              <w:rPr>
-                                <w:color w:val="FF0000"/>
-                                <w:lang w:val="en-US"/>
-                              </w:rPr>
-                              <w:t>Indicate available port</w:t>
-                            </w:r>
-                          </w:p>
-                        </w:txbxContent>
-                      </wps:txbx>
-                      <wps:bodyPr rot="0" spcFirstLastPara="0" vertOverflow="overflow" horzOverflow="overflow" vert="horz" wrap="square" lIns="91440" tIns="45720" rIns="91440" bIns="45720" numCol="1" spcCol="0" rtlCol="0" fromWordArt="0" anchor="t" anchorCtr="0" forceAA="0" compatLnSpc="1">
-                        <a:prstTxWarp prst="textNoShape">
-                          <a:avLst/>
-                        </a:prstTxWarp>
-                        <a:noAutofit/>
-                      </wps:bodyPr>
-                    </wps:wsp>
-                  </a:graphicData>
-                </a:graphic>
-                <wp14:sizeRelH relativeFrom="margin">
-                  <wp14:pctWidth>0</wp14:pctWidth>
-                </wp14:sizeRelH>
-                <wp14:sizeRelV relativeFrom="margin">
-                  <wp14:pctHeight>0</wp14:pctHeight>
-                </wp14:sizeRelV>
-              </wp:anchor>
-            </w:drawing>
-          </mc:Choice>
-          <mc:Fallback>
-            <w:pict>
-              <v:shape w14:anchorId="7A8DA0F1" id="Text Box 19" o:spid="_x0000_s1030" type="#_x0000_t202" style="position:absolute;margin-left:170.5pt;margin-top:178.05pt;width:113pt;height:22pt;z-index:251696128;visibility:visible;mso-wrap-style:square;mso-width-percent:0;mso-height-percent:0;mso-wrap-distance-left:9pt;mso-wrap-distance-top:0;mso-wrap-distance-right:9pt;mso-wrap-distance-bottom:0;mso-position-horizontal:absolute;mso-position-horizontal-relative:text;mso-position-vertical:absolute;mso-position-vertical-relative:text;mso-width-percent:0;mso-height-percent:0;mso-width-relative:margin;mso-height-relative:margin;v-text-anchor:top" o:gfxdata="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" fillcolor="white [3212]" strokecolor="red" strokeweight=".5pt">
-                <v:textbox>
-                  <w:txbxContent>
-                    <w:p>
-                      <w:pPr>
-                        <w:rPr>
-                          <w:color w:val="FF0000"/>
-                          <w:lang w:val="en-US"/>
-                        </w:rPr>
-                      </w:pPr>
-                      <w:r>
-                        <w:rPr>
-                          <w:color w:val="FF0000"/>
-                          <w:lang w:val="en-US"/>
-                        </w:rPr>
-                        <w:t>Indicate available port</w:t>
-                      </w:r>
-                    </w:p>
-                  </w:txbxContent>
-                </v:textbox>
-              </v:shape>
-            </w:pict>
-          </mc:Fallback>
-        </mc:AlternateContent>
-      </w:r>
-      <w:r>
-        <w:rPr>
-          <w:noProof/>
-          <w:lang w:val="en-US"/>
-        </w:rPr>
-        <mc:AlternateContent>
-          <mc:Choice Requires="wps">
-            <w:drawing>
-              <wp:anchor distT="0" distB="0" distL="114300" distR="114300" simplePos="0" relativeHeight="251694080" behindDoc="0" locked="0" layoutInCell="1" allowOverlap="1" wp14:anchorId="66457030" wp14:editId="0F73280D">
-                <wp:simplePos x="0" y="0"/>
-                <wp:positionH relativeFrom="column">
-                  <wp:posOffset>488950</wp:posOffset>
-                </wp:positionH>
-                <wp:positionV relativeFrom="paragraph">
-                  <wp:posOffset>1988185</wp:posOffset>
-                </wp:positionV>
-                <wp:extent cx="0" cy="406400"/>
-                <wp:effectExtent l="0" t="0" r="38100" b="31750"/>
-                <wp:wrapNone/>
-                <wp:docPr id="260528021" name="Straight Connector 21"/>
-                <wp:cNvGraphicFramePr/>
-                <a:graphic xmlns:a="http://schemas.openxmlformats.org/drawingml/2006/main">
-                  <a:graphicData uri="http://schemas.microsoft.com/office/word/2010/wordprocessingShape">
-                    <wps:wsp>
-                      <wps:cNvCnPr/>
-                      <wps:spPr>
-                        <a:xfrm>
-                          <a:off x="0" y="0"/>
-                          <a:ext cx="0" cy="406400"/>
-                        </a:xfrm>
-                        <a:prstGeom prst="line">
-                          <a:avLst/>
-                        </a:prstGeom>
-                        <a:ln w="19050">
-                          <a:solidFill>
-                            <a:srgbClr val="FF0000"/>
-                          </a:solidFill>
-                        </a:ln>
-                      </wps:spPr>
-                      <wps:style>
-                        <a:lnRef idx="1">
-                          <a:schemeClr val="accent1"/>
-                        </a:lnRef>
-                        <a:fillRef idx="0">
-                          <a:schemeClr val="accent1"/>
-                        </a:fillRef>
-                        <a:effectRef idx="0">
-                          <a:schemeClr val="accent1"/>
-                        </a:effectRef>
-                        <a:fontRef idx="minor">
-                          <a:schemeClr val="tx1"/>
-                        </a:fontRef>
-                      </wps:style>
-                      <wps:bodyPr/>
-                    </wps:wsp>
-                  </a:graphicData>
-                </a:graphic>
-              </wp:anchor>
-            </w:drawing>
-          </mc:Choice>
-          <mc:Fallback>
-            <w:pict>
-              <v:line w14:anchorId="2061F741" id="Straight Connector 21" o:spid="_x0000_s1026" style="position:absolute;z-index:251694080;visibility:visible;mso-wrap-style:square;mso-wrap-distance-left:9pt;mso-wrap-distance-top:0;mso-wrap-distance-right:9pt;mso-wrap-distance-bottom:0;mso-position-horizontal:absolute;mso-position-horizontal-relative:text;mso-position-vertical:absolute;mso-position-vertical-relative:text" from="38.5pt,156.55pt" to="38.5pt,188.55pt" o:gfxdata="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" strokecolor="red" strokeweight="1.5pt">
-                <v:stroke joinstyle="miter"/>
-              </v:line>
-            </w:pict>
-          </mc:Fallback>
-        </mc:AlternateContent>
-      </w:r>
-      <w:r>
-        <w:rPr>
-          <w:noProof/>
-          <w:lang w:val="en-US"/>
-        </w:rPr>
-        <mc:AlternateContent>
-          <mc:Choice Requires="wps">
-            <w:drawing>
-              <wp:anchor distT="0" distB="0" distL="114300" distR="114300" simplePos="0" relativeHeight="251695104" behindDoc="0" locked="0" layoutInCell="1" allowOverlap="1" wp14:anchorId="0FEACE48" wp14:editId="2F634C4E">
-                <wp:simplePos x="0" y="0"/>
-                <wp:positionH relativeFrom="column">
-                  <wp:posOffset>488950</wp:posOffset>
-                </wp:positionH>
-                <wp:positionV relativeFrom="paragraph">
-                  <wp:posOffset>2394585</wp:posOffset>
-                </wp:positionV>
-                <wp:extent cx="1661160" cy="0"/>
-                <wp:effectExtent l="0" t="76200" r="15240" b="95250"/>
-                <wp:wrapNone/>
-                <wp:docPr id="604617338" name="Straight Arrow Connector 22"/>
-                <wp:cNvGraphicFramePr/>
-                <a:graphic xmlns:a="http://schemas.openxmlformats.org/drawingml/2006/main">
-                  <a:graphicData uri="http://schemas.microsoft.com/office/word/2010/wordprocessingShape">
-                    <wps:wsp>
-                      <wps:cNvCnPr/>
-                      <wps:spPr>
-                        <a:xfrm>
-                          <a:off x="0" y="0"/>
-                          <a:ext cx="1661160" cy="0"/>
-                        </a:xfrm>
-                        <a:prstGeom prst="straightConnector1">
-                          <a:avLst/>
-                        </a:prstGeom>
-                        <a:ln w="19050">
-                          <a:solidFill>
-                            <a:srgbClr val="FF0000"/>
-                          </a:solidFill>
-                          <a:tailEnd type="triangle"/>
-                        </a:ln>
-                      </wps:spPr>
-                      <wps:style>
-                        <a:lnRef idx="1">
-                          <a:schemeClr val="accent1"/>
-                        </a:lnRef>
-                        <a:fillRef idx="0">
-                          <a:schemeClr val="accent1"/>
-                        </a:fillRef>
-                        <a:effectRef idx="0">
-                          <a:schemeClr val="accent1"/>
-                        </a:effectRef>
-                        <a:fontRef idx="minor">
-                          <a:schemeClr val="tx1"/>
-                        </a:fontRef>
-                      </wps:style>
-                      <wps:bodyPr/>
-                    </wps:wsp>
-                  </a:graphicData>
-                </a:graphic>
-                <wp14:sizeRelH relativeFrom="margin">
-                  <wp14:pctWidth>0</wp14:pctWidth>
-                </wp14:sizeRelH>
-              </wp:anchor>
-            </w:drawing>
-          </mc:Choice>
-          <mc:Fallback>
-            <w:pict>
-              <v:shapetype w14:anchorId="01C48A86" id="_x0000_t32" coordsize="21600,21600" o:spt="32" o:oned="t" path="m,l21600,21600e" filled="f">
-                <v:path arrowok="t" fillok="f" o:connecttype="none"/>
-                <o:lock v:ext="edit" shapetype="t"/>
-              </v:shapetype>
-              <v:shape id="Straight Arrow Connector 22" o:spid="_x0000_s1026" type="#_x0000_t32" style="position:absolute;margin-left:38.5pt;margin-top:188.55pt;width:130.8pt;height:0;z-index:251695104;visibility:visible;mso-wrap-style:square;mso-width-percent:0;mso-wrap-distance-left:9pt;mso-wrap-distance-top:0;mso-wrap-distance-right:9pt;mso-wrap-distance-bottom:0;mso-position-horizontal:absolute;mso-position-horizontal-relative:text;mso-position-vertical:absolute;mso-position-vertical-relative:text;mso-width-percent:0;mso-width-relative:margin" o:gfxdata="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" strokecolor="red" strokeweight="1.5pt">
-                <v:stroke endarrow="block" joinstyle="miter"/>
-              </v:shape>
-            </w:pict>
-          </mc:Fallback>
-        </mc:AlternateContent>
-      </w:r>
-      <w:r>
-        <w:rPr>
-          <w:noProof/>
-          <w:lang w:val="en-US"/>
-        </w:rPr>
-        <mc:AlternateContent>
-          <mc:Choice Requires="wps">
-            <w:drawing>
-              <wp:anchor distT="0" distB="0" distL="114300" distR="114300" simplePos="0" relativeHeight="251692032" behindDoc="0" locked="0" layoutInCell="1" allowOverlap="1" wp14:anchorId="6959493C" wp14:editId="6F041019">
-                <wp:simplePos x="0" y="0"/>
-                <wp:positionH relativeFrom="column">
-                  <wp:posOffset>317500</wp:posOffset>
-                </wp:positionH>
-                <wp:positionV relativeFrom="paragraph">
-                  <wp:posOffset>1613535</wp:posOffset>
-                </wp:positionV>
-                <wp:extent cx="1441450" cy="361950"/>
-                <wp:effectExtent l="0" t="0" r="25400" b="19050"/>
-                <wp:wrapNone/>
-                <wp:docPr id="1723520032" name="Rectangle 16"/>
-                <wp:cNvGraphicFramePr/>
-                <a:graphic xmlns:a="http://schemas.openxmlformats.org/drawingml/2006/main">
-                  <a:graphicData uri="http://schemas.microsoft.com/office/word/2010/wordprocessingShape">
-                    <wps:wsp>
-                      <wps:cNvSpPr/>
-                      <wps:spPr>
-                        <a:xfrm>
-                          <a:off x="0" y="0"/>
-                          <a:ext cx="1441450" cy="361950"/>
-                        </a:xfrm>
-                        <a:prstGeom prst="rect">
-                          <a:avLst/>
-                        </a:prstGeom>
-                        <a:noFill/>
-                        <a:ln w="19050">
-                          <a:solidFill>
-                            <a:srgbClr val="FF0000"/>
-                          </a:solidFill>
-                        </a:ln>
-                      </wps:spPr>
-                      <wps:style>
-                        <a:lnRef idx="2">
-                          <a:schemeClr val="accent1">
-                            <a:shade val="15000"/>
-                          </a:schemeClr>
-                        </a:lnRef>
-                        <a:fillRef idx="1">
-                          <a:schemeClr val="accent1"/>
-                        </a:fillRef>
-                        <a:effectRef idx="0">
-                          <a:schemeClr val="accent1"/>
-                        </a:effectRef>
-                        <a:fontRef idx="minor">
-                          <a:schemeClr val="lt1"/>
-                        </a:fontRef>
-                      </wps:style>
-                      <wps:bodyPr rot="0" spcFirstLastPara="0" vertOverflow="overflow" horzOverflow="overflow" vert="horz" wrap="square" lIns="91440" tIns="45720" rIns="91440" bIns="45720" numCol="1" spcCol="0" rtlCol="0" fromWordArt="0" anchor="ctr" anchorCtr="0" forceAA="0" compatLnSpc="1">
-                        <a:prstTxWarp prst="textNoShape">
-                          <a:avLst/>
-                        </a:prstTxWarp>
-                        <a:noAutofit/>
-                      </wps:bodyPr>
-                    </wps:wsp>
-                  </a:graphicData>
-                </a:graphic>
-                <wp14:sizeRelH relativeFrom="margin">
-                  <wp14:pctWidth>0</wp14:pctWidth>
-                </wp14:sizeRelH>
-                <wp14:sizeRelV relativeFrom="margin">
-                  <wp14:pctHeight>0</wp14:pctHeight>
-                </wp14:sizeRelV>
-              </wp:anchor>
-            </w:drawing>
-          </mc:Choice>
-          <mc:Fallback>
-            <w:pict>
-              <v:rect w14:anchorId="7E737D07" id="Rectangle 16" o:spid="_x0000_s1026" style="position:absolute;margin-left:25pt;margin-top:127.05pt;width:113.5pt;height:28.5pt;z-index:251692032;visibility:visible;mso-wrap-style:square;mso-width-percent:0;mso-height-percent:0;mso-wrap-distance-left:9pt;mso-wrap-distance-top:0;mso-wrap-distance-right:9pt;mso-wrap-distance-bottom:0;mso-position-horizontal:absolute;mso-position-horizontal-relative:text;mso-position-vertical:absolute;mso-position-vertical-relative:text;mso-width-percent:0;mso-height-percent:0;mso-width-relative:margin;mso-height-relative:margin;v-text-anchor:middle" o:gfxdata="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" filled="f" strokecolor="red" strokeweight="1.5pt"/>
-            </w:pict>
-          </mc:Fallback>
-        </mc:AlternateContent>
-      </w:r>
-      <w:r>
-        <w:rPr>
-          <w:noProof/>
-          <w:lang w:val="en-US"/>
-        </w:rPr>
-        <mc:AlternateContent>
-          <mc:Choice Requires="wps">
-            <w:drawing>
-              <wp:anchor distT="0" distB="0" distL="114300" distR="114300" simplePos="0" relativeHeight="251687936" behindDoc="0" locked="0" layoutInCell="1" allowOverlap="1" wp14:anchorId="13F1B0F2" wp14:editId="7E4A654D">
+              <wp:anchor distT="0" distB="0" distL="114300" distR="114300" simplePos="0" relativeHeight="251687936" behindDoc="0" locked="0" layoutInCell="1" allowOverlap="1" wp14:anchorId="13F1B0F2" wp14:editId="5921E6A3">
                 <wp:simplePos x="0" y="0"/>
                 <wp:positionH relativeFrom="column">
                   <wp:posOffset>2413000</wp:posOffset>
@@ -1726,7 +1401,11 @@
           </mc:Choice>
           <mc:Fallback>
             <w:pict>
-              <v:shape w14:anchorId="46EA5788" id="Straight Arrow Connector 22" o:spid="_x0000_s1026" type="#_x0000_t32" style="position:absolute;margin-left:190pt;margin-top:156.55pt;width:80pt;height:0;z-index:251687936;visibility:visible;mso-wrap-style:square;mso-wrap-distance-left:9pt;mso-wrap-distance-top:0;mso-wrap-distance-right:9pt;mso-wrap-distance-bottom:0;mso-position-horizontal:absolute;mso-position-horizontal-relative:text;mso-position-vertical:absolute;mso-position-vertical-relative:text" o:gfxdata="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" strokecolor="red" strokeweight="1.5pt">
+              <v:shapetype w14:anchorId="499417EA" id="_x0000_t32" coordsize="21600,21600" o:spt="32" o:oned="t" path="m,l21600,21600e" filled="f">
+                <v:path arrowok="t" fillok="f" o:connecttype="none"/>
+                <o:lock v:ext="edit" shapetype="t"/>
+              </v:shapetype>
+              <v:shape id="Straight Arrow Connector 22" o:spid="_x0000_s1026" type="#_x0000_t32" style="position:absolute;margin-left:190pt;margin-top:156.55pt;width:80pt;height:0;z-index:251687936;visibility:visible;mso-wrap-style:square;mso-wrap-distance-left:9pt;mso-wrap-distance-top:0;mso-wrap-distance-right:9pt;mso-wrap-distance-bottom:0;mso-position-horizontal:absolute;mso-position-horizontal-relative:text;mso-position-vertical:absolute;mso-position-vertical-relative:text" o:gfxdata="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" strokecolor="red" strokeweight="1.5pt">
                 <v:stroke endarrow="block" joinstyle="miter"/>
               </v:shape>
             </w:pict>
@@ -1741,7 +1420,7 @@
         <mc:AlternateContent>
           <mc:Choice Requires="wps">
             <w:drawing>
-              <wp:anchor distT="0" distB="0" distL="114300" distR="114300" simplePos="0" relativeHeight="251685888" behindDoc="0" locked="0" layoutInCell="1" allowOverlap="1" wp14:anchorId="3C5F6B00" wp14:editId="62505CA5">
+              <wp:anchor distT="0" distB="0" distL="114300" distR="114300" simplePos="0" relativeHeight="251685888" behindDoc="0" locked="0" layoutInCell="1" allowOverlap="1" wp14:anchorId="3C5F6B00" wp14:editId="0499E77D">
                 <wp:simplePos x="0" y="0"/>
                 <wp:positionH relativeFrom="column">
                   <wp:posOffset>311150</wp:posOffset>
@@ -1809,7 +1488,7 @@
           </mc:Choice>
           <mc:Fallback>
             <w:pict>
-              <v:rect w14:anchorId="7F8B50A0" id="Rectangle 16" o:spid="_x0000_s1026" style="position:absolute;margin-left:24.5pt;margin-top:108.55pt;width:289.5pt;height:16pt;z-index:251685888;visibility:visible;mso-wrap-style:square;mso-width-percent:0;mso-height-percent:0;mso-wrap-distance-left:9pt;mso-wrap-distance-top:0;mso-wrap-distance-right:9pt;mso-wrap-distance-bottom:0;mso-position-horizontal:absolute;mso-position-horizontal-relative:text;mso-position-vertical:absolute;mso-position-vertical-relative:text;mso-width-percent:0;mso-height-percent:0;mso-width-relative:margin;mso-height-relative:margin;v-text-anchor:middle" o:gfxdata="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" filled="f" strokecolor="red" strokeweight="1.5pt"/>
+              <v:rect w14:anchorId="3023D15B" id="Rectangle 16" o:spid="_x0000_s1026" style="position:absolute;margin-left:24.5pt;margin-top:108.55pt;width:289.5pt;height:16pt;z-index:251685888;visibility:visible;mso-wrap-style:square;mso-width-percent:0;mso-height-percent:0;mso-wrap-distance-left:9pt;mso-wrap-distance-top:0;mso-wrap-distance-right:9pt;mso-wrap-distance-bottom:0;mso-position-horizontal:absolute;mso-position-horizontal-relative:text;mso-position-vertical:absolute;mso-position-vertical-relative:text;mso-width-percent:0;mso-height-percent:0;mso-width-relative:margin;mso-height-relative:margin;v-text-anchor:middle" o:gfxdata="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" filled="f" strokecolor="red" strokeweight="1.5pt"/>
             </w:pict>
           </mc:Fallback>
         </mc:AlternateContent>
@@ -1822,7 +1501,7 @@
         <mc:AlternateContent>
           <mc:Choice Requires="wps">
             <w:drawing>
-              <wp:anchor distT="0" distB="0" distL="114300" distR="114300" simplePos="0" relativeHeight="251686912" behindDoc="0" locked="0" layoutInCell="1" allowOverlap="1" wp14:anchorId="2DB00ECE" wp14:editId="6983047F">
+              <wp:anchor distT="0" distB="0" distL="114300" distR="114300" simplePos="0" relativeHeight="251686912" behindDoc="0" locked="0" layoutInCell="1" allowOverlap="1" wp14:anchorId="2DB00ECE" wp14:editId="1F526BF2">
                 <wp:simplePos x="0" y="0"/>
                 <wp:positionH relativeFrom="column">
                   <wp:posOffset>2413000</wp:posOffset>
@@ -1876,7 +1555,7 @@
           </mc:Choice>
           <mc:Fallback>
             <w:pict>
-              <v:line w14:anchorId="54BE9950" id="Straight Connector 21" o:spid="_x0000_s1026" style="position:absolute;z-index:251686912;visibility:visible;mso-wrap-style:square;mso-wrap-distance-left:9pt;mso-wrap-distance-top:0;mso-wrap-distance-right:9pt;mso-wrap-distance-bottom:0;mso-position-horizontal:absolute;mso-position-horizontal-relative:text;mso-position-vertical:absolute;mso-position-vertical-relative:text" from="190pt,124.55pt" to="190pt,156.55pt" o:gfxdata="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" strokecolor="red" strokeweight="1.5pt">
+              <v:line w14:anchorId="18B8CA0B" id="Straight Connector 21" o:spid="_x0000_s1026" style="position:absolute;z-index:251686912;visibility:visible;mso-wrap-style:square;mso-wrap-distance-left:9pt;mso-wrap-distance-top:0;mso-wrap-distance-right:9pt;mso-wrap-distance-bottom:0;mso-position-horizontal:absolute;mso-position-horizontal-relative:text;mso-position-vertical:absolute;mso-position-vertical-relative:text" from="190pt,124.55pt" to="190pt,156.55pt" o:gfxdata="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" strokecolor="red" strokeweight="1.5pt">
                 <v:stroke joinstyle="miter"/>
               </v:line>
             </w:pict>
@@ -1891,7 +1570,7 @@
         <mc:AlternateContent>
           <mc:Choice Requires="wps">
             <w:drawing>
-              <wp:anchor distT="0" distB="0" distL="114300" distR="114300" simplePos="0" relativeHeight="251689984" behindDoc="0" locked="0" layoutInCell="1" allowOverlap="1" wp14:anchorId="26F0B961" wp14:editId="4202339E">
+              <wp:anchor distT="0" distB="0" distL="114300" distR="114300" simplePos="0" relativeHeight="251689984" behindDoc="0" locked="0" layoutInCell="1" allowOverlap="1" wp14:anchorId="26F0B961" wp14:editId="3803EBF8">
                 <wp:simplePos x="0" y="0"/>
                 <wp:positionH relativeFrom="column">
                   <wp:posOffset>3429000</wp:posOffset>
@@ -1964,7 +1643,7 @@
           </mc:Choice>
           <mc:Fallback>
             <w:pict>
-              <v:shape w14:anchorId="26F0B961" id="_x0000_s1031" type="#_x0000_t202" style="position:absolute;margin-left:270pt;margin-top:146.05pt;width:105.5pt;height:22pt;z-index:251689984;visibility:visible;mso-wrap-style:square;mso-width-percent:0;mso-height-percent:0;mso-wrap-distance-left:9pt;mso-wrap-distance-top:0;mso-wrap-distance-right:9pt;mso-wrap-distance-bottom:0;mso-position-horizontal:absolute;mso-position-horizontal-relative:text;mso-position-vertical:absolute;mso-position-vertical-relative:text;mso-width-percent:0;mso-height-percent:0;mso-width-relative:margin;mso-height-relative:margin;v-text-anchor:top" o:gfxdata="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" fillcolor="white [3212]" strokecolor="red" strokeweight=".5pt">
+              <v:shape w14:anchorId="26F0B961" id="Text Box 19" o:spid="_x0000_s1030" type="#_x0000_t202" style="position:absolute;margin-left:270pt;margin-top:146.05pt;width:105.5pt;height:22pt;z-index:251689984;visibility:visible;mso-wrap-style:square;mso-width-percent:0;mso-height-percent:0;mso-wrap-distance-left:9pt;mso-wrap-distance-top:0;mso-wrap-distance-right:9pt;mso-wrap-distance-bottom:0;mso-position-horizontal:absolute;mso-position-horizontal-relative:text;mso-position-vertical:absolute;mso-position-vertical-relative:text;mso-width-percent:0;mso-height-percent:0;mso-width-relative:margin;mso-height-relative:margin;v-text-anchor:top" o:gfxdata="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" fillcolor="white [3212]" strokecolor="red" strokeweight=".5pt">
                 <v:textbox>
                   <w:txbxContent>
                     <w:p>
@@ -2176,7 +1855,7 @@
           </mc:Choice>
           <mc:Fallback>
             <w:pict>
-              <v:shape w14:anchorId="551AA5A3" id="_x0000_s1032" type="#_x0000_t202" style="position:absolute;margin-left:328.5pt;margin-top:83.05pt;width:131.5pt;height:51.5pt;z-index:251682816;visibility:visible;mso-wrap-style:square;mso-width-percent:0;mso-height-percent:0;mso-wrap-distance-left:9pt;mso-wrap-distance-top:0;mso-wrap-distance-right:9pt;mso-wrap-distance-bottom:0;mso-position-horizontal:absolute;mso-position-horizontal-relative:text;mso-position-vertical:absolute;mso-position-vertical-relative:text;mso-width-percent:0;mso-height-percent:0;mso-width-relative:margin;mso-height-relative:margin;v-text-anchor:top" o:gfxdata="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" fillcolor="white [3212]" strokecolor="red" strokeweight=".5pt">
+              <v:shape w14:anchorId="551AA5A3" id="_x0000_s1031" type="#_x0000_t202" style="position:absolute;margin-left:328.5pt;margin-top:83.05pt;width:131.5pt;height:51.5pt;z-index:251682816;visibility:visible;mso-wrap-style:square;mso-width-percent:0;mso-height-percent:0;mso-wrap-distance-left:9pt;mso-wrap-distance-top:0;mso-wrap-distance-right:9pt;mso-wrap-distance-bottom:0;mso-position-horizontal:absolute;mso-position-horizontal-relative:text;mso-position-vertical:absolute;mso-position-vertical-relative:text;mso-width-percent:0;mso-height-percent:0;mso-width-relative:margin;mso-height-relative:margin;v-text-anchor:top" o:gfxdata="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" fillcolor="white [3212]" strokecolor="red" strokeweight=".5pt">
                 <v:textbox>
                   <w:txbxContent>
                     <w:p>
@@ -2522,7 +2201,7 @@
           </mc:Choice>
           <mc:Fallback>
             <w:pict>
-              <v:shape w14:anchorId="1D4B80E5" id="_x0000_s1033" type="#_x0000_t202" style="position:absolute;margin-left:227.2pt;margin-top:54.55pt;width:86.5pt;height:22pt;z-index:251672576;visibility:visible;mso-wrap-style:square;mso-width-percent:0;mso-height-percent:0;mso-wrap-distance-left:9pt;mso-wrap-distance-top:0;mso-wrap-distance-right:9pt;mso-wrap-distance-bottom:0;mso-position-horizontal:absolute;mso-position-horizontal-relative:text;mso-position-vertical:absolute;mso-position-vertical-relative:text;mso-width-percent:0;mso-height-percent:0;mso-width-relative:margin;mso-height-relative:margin;v-text-anchor:top" o:gfxdata="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" fillcolor="white [3212]" strokecolor="red" strokeweight=".5pt">
+              <v:shape w14:anchorId="1D4B80E5" id="_x0000_s1032" type="#_x0000_t202" style="position:absolute;margin-left:227.2pt;margin-top:54.55pt;width:86.5pt;height:22pt;z-index:251672576;visibility:visible;mso-wrap-style:square;mso-width-percent:0;mso-height-percent:0;mso-wrap-distance-left:9pt;mso-wrap-distance-top:0;mso-wrap-distance-right:9pt;mso-wrap-distance-bottom:0;mso-position-horizontal:absolute;mso-position-horizontal-relative:text;mso-position-vertical:absolute;mso-position-vertical-relative:text;mso-width-percent:0;mso-height-percent:0;mso-width-relative:margin;mso-height-relative:margin;v-text-anchor:top" o:gfxdata="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" fillcolor="white [3212]" strokecolor="red" strokeweight=".5pt">
                 <v:textbox>
                   <w:txbxContent>
                     <w:p>
@@ -2605,20 +2284,6 @@
     </w:p>
     <w:p>
       <w:pPr>
-        <w:rPr>
-          <w:lang w:val="en-US"/>
-        </w:rPr>
-      </w:pPr>
-    </w:p>
-    <w:p>
-      <w:pPr>
-        <w:rPr>
-          <w:lang w:val="en-US"/>
-        </w:rPr>
-      </w:pPr>
-    </w:p>
-    <w:p>
-      <w:pPr>
         <w:tabs>
           <w:tab w:val="left" w:pos="1680"/>
         </w:tabs>
@@ -2658,6 +2323,7 @@
       </w:pPr>
       <w:r>
         <w:rPr>
+          <w:noProof/>
           <w:lang w:val="en-US"/>
         </w:rPr>
         <w:drawing>
@@ -3713,6 +3379,7 @@
   <w:style w:type="character" w:default="1" w:styleId="DefaultParagraphFont">
     <w:name w:val="Default Paragraph Font"/>
     <w:uiPriority w:val="1"/>
+    <w:semiHidden/>
     <w:unhideWhenUsed/>
   </w:style>
   <w:style w:type="table" w:default="1" w:styleId="TableNormal">
